--- a/manuscript/Highlights_TUST.docx
+++ b/manuscript/Highlights_TUST.docx
@@ -23,7 +23,7 @@
         <w:spacing w:after="60"/>
       </w:pPr>
       <w:r>
-        <w:t>A decision layer fuses GPR, EM locator and a known anchor along a utility corridor.</w:t>
+        <w:t>A filter tracks utilities along and across a corridor: present, absent or unverified.</w:t>
       </w:r>
     </w:p>
     <w:p>
@@ -32,7 +32,7 @@
         <w:spacing w:after="60"/>
       </w:pPr>
       <w:r>
-        <w:t>Each 5 m segment is present, absent or unverified; silence is never called clear.</w:t>
+        <w:t>A sensor flagged as failed no longer counts as evidence of absence.</w:t>
       </w:r>
     </w:p>
     <w:p>
@@ -41,7 +41,7 @@
         <w:spacing w:after="60"/>
       </w:pPr>
       <w:r>
-        <w:t>Detection, calibration, location error and unverified share are reported apart.</w:t>
+        <w:t>Detection, calibration, lateral error and unverified share are reported separately.</w:t>
       </w:r>
     </w:p>
     <w:p>
@@ -50,7 +50,7 @@
         <w:spacing w:after="60"/>
       </w:pPr>
       <w:r>
-        <w:t>Seeded simulation tests baselines, ablations, stress cases and an excavation trial.</w:t>
+        <w:t>Six models, sixteen scenarios and unseen soils are compared with bootstrap intervals.</w:t>
       </w:r>
     </w:p>
     <w:p>
@@ -59,7 +59,7 @@
         <w:spacing w:after="60"/>
       </w:pPr>
       <w:r>
-        <w:t>Lateral shifts, uncertain depth and GPR failure are the main failure modes.</w:t>
+        <w:t>At equal released coverage the gain is small; failures and unseen soils remain risks.</w:t>
       </w:r>
     </w:p>
     <w:sectPr>

--- a/manuscript/Highlights_TUST.docx
+++ b/manuscript/Highlights_TUST.docx
@@ -50,7 +50,7 @@
         <w:spacing w:after="60"/>
       </w:pPr>
       <w:r>
-        <w:t>Six models, sixteen scenarios and unseen soils are compared with bootstrap intervals.</w:t>
+        <w:t>Parallel surveys improve lateral tracking under simulated utility shifts.</w:t>
       </w:r>
     </w:p>
     <w:p>
